--- a/Отчёт.docx
+++ b/Отчёт.docx
@@ -5356,6 +5356,2626 @@
           <w:szCs w:val="28"/>
         </w:rPr>
         <w:t xml:space="preserve">Дальше будут развиваться описания предметной области и сценариев: на 8-й паре будут подготовлены диаграмма вариантов использования и процессная диаграмма, а результаты 7–8 пар войдут в отчёт отдельной главой. После этого функции будут связаны с проектом базы данных (занятия 3–4).</w:t>
+      </w:r>
+    </w:p>
+    <w:p>
+      <w:pPr>
+        <w:keepNext/>
+        <w:pageBreakBefore/>
+        <w:spacing w:before="240" w:after="240"/>
+        <w:jc w:val="center"/>
+        <w:outlineLvl w:val="0"/>
+      </w:pPr>
+      <w:r>
+        <w:rPr>
+          <w:b/>
+          <w:bCs/>
+          <w:color w:val="000000"/>
+          <w:sz w:val="30"/>
+          <w:szCs w:val="30"/>
+        </w:rPr>
+        <w:t xml:space="preserve">МОДЕЛЬ ПРЕДМЕТНОЙ ОБЛАСТИ, СЦЕНАРИИ ИСПОЛЬЗОВАНИЯ И ПРОЦЕСС ОФОРМЛЕНИЯ ЗАКАЗА</w:t>
+      </w:r>
+    </w:p>
+    <w:p>
+      <w:pPr>
+        <w:keepNext/>
+        <w:spacing w:before="200" w:after="160"/>
+        <w:outlineLvl w:val="1"/>
+      </w:pPr>
+      <w:r>
+        <w:rPr>
+          <w:b/>
+          <w:bCs/>
+          <w:color w:val="000000"/>
+          <w:sz w:val="28"/>
+          <w:szCs w:val="28"/>
+        </w:rPr>
+        <w:t xml:space="preserve">1. Глоссарий и модель предметной области</w:t>
+      </w:r>
+    </w:p>
+    <w:p>
+      <w:pPr>
+        <w:spacing w:after="120" w:line="360" w:lineRule="auto"/>
+        <w:ind w:firstLine="709"/>
+        <w:jc w:val="both"/>
+      </w:pPr>
+      <w:r>
+        <w:rPr>
+          <w:color w:val="000000"/>
+          <w:sz w:val="28"/>
+          <w:szCs w:val="28"/>
+        </w:rPr>
+        <w:t xml:space="preserve">Перед построением диаграмм определены понятия предметной области — то, о чём говорят в работе магазина обуви независимо от устройства программы. Краткий глоссарий приведён в таблице 6. В него вошли десять сущностей; технические объекты (окна, кнопки, файлы импорта, подключение к базе данных) в модель не включены, так как они описывают устройство приложения, а не работу магазина.</w:t>
+      </w:r>
+    </w:p>
+    <w:p>
+      <w:pPr>
+        <w:keepNext/>
+        <w:spacing w:before="120" w:after="80"/>
+      </w:pPr>
+      <w:r>
+        <w:rPr>
+          <w:color w:val="000000"/>
+          <w:sz w:val="24"/>
+          <w:szCs w:val="24"/>
+        </w:rPr>
+        <w:t xml:space="preserve">Таблица 6 - Краткий глоссарий предметной области</w:t>
+      </w:r>
+    </w:p>
+    <w:tbl>
+      <w:tblPr>
+        <w:tblW w:w="9355" w:type="dxa"/>
+        <w:tblBorders>
+          <w:top w:val="single" w:sz="6" w:space="0" w:color="000000"/>
+          <w:left w:val="single" w:sz="6" w:space="0" w:color="000000"/>
+          <w:bottom w:val="single" w:sz="6" w:space="0" w:color="000000"/>
+          <w:right w:val="single" w:sz="6" w:space="0" w:color="000000"/>
+          <w:insideH w:val="single" w:sz="6" w:space="0" w:color="000000"/>
+          <w:insideV w:val="single" w:sz="6" w:space="0" w:color="000000"/>
+        </w:tblBorders>
+        <w:tblLayout w:type="fixed"/>
+        <w:tblCellMar>
+          <w:top w:w="60" w:type="dxa"/>
+          <w:left w:w="100" w:type="dxa"/>
+          <w:bottom w:w="60" w:type="dxa"/>
+          <w:right w:w="100" w:type="dxa"/>
+        </w:tblCellMar>
+        <w:tblLook w:val="04A0" w:firstRow="1" w:lastRow="0" w:firstColumn="1" w:lastColumn="0" w:noHBand="0" w:noVBand="1"/>
+      </w:tblPr>
+      <w:tblGrid>
+        <w:gridCol w:w="2200"/>
+        <w:gridCol w:w="7155"/>
+      </w:tblGrid>
+      <w:tr>
+        <w:trPr>
+          <w:cantSplit/>
+          <w:tblHeader/>
+        </w:trPr>
+        <w:tc>
+          <w:tcPr>
+            <w:tcW w:w="2200" w:type="dxa"/>
+          </w:tcPr>
+          <w:p>
+            <w:r>
+              <w:rPr>
+                <w:b/>
+                <w:bCs/>
+                <w:color w:val="000000"/>
+                <w:sz w:val="20"/>
+                <w:szCs w:val="20"/>
+              </w:rPr>
+              <w:t xml:space="preserve">Термин</w:t>
+            </w:r>
+          </w:p>
+        </w:tc>
+        <w:tc>
+          <w:tcPr>
+            <w:tcW w:w="7155" w:type="dxa"/>
+          </w:tcPr>
+          <w:p>
+            <w:r>
+              <w:rPr>
+                <w:b/>
+                <w:bCs/>
+                <w:color w:val="000000"/>
+                <w:sz w:val="20"/>
+                <w:szCs w:val="20"/>
+              </w:rPr>
+              <w:t xml:space="preserve">Объяснение</w:t>
+            </w:r>
+          </w:p>
+        </w:tc>
+      </w:tr>
+      <w:tr>
+        <w:trPr>
+          <w:cantSplit/>
+        </w:trPr>
+        <w:tc>
+          <w:tcPr>
+            <w:tcW w:w="2200" w:type="dxa"/>
+          </w:tcPr>
+          <w:p>
+            <w:r>
+              <w:rPr>
+                <w:color w:val="000000"/>
+                <w:sz w:val="20"/>
+                <w:szCs w:val="20"/>
+              </w:rPr>
+              <w:t xml:space="preserve">Пользователь</w:t>
+            </w:r>
+          </w:p>
+        </w:tc>
+        <w:tc>
+          <w:tcPr>
+            <w:tcW w:w="7155" w:type="dxa"/>
+          </w:tcPr>
+          <w:p>
+            <w:r>
+              <w:rPr>
+                <w:color w:val="000000"/>
+                <w:sz w:val="20"/>
+                <w:szCs w:val="20"/>
+              </w:rPr>
+              <w:t xml:space="preserve">Человек, который работает с магазином через приложение: входит по логину и паролю или просматривает товары как гость.</w:t>
+            </w:r>
+          </w:p>
+        </w:tc>
+      </w:tr>
+      <w:tr>
+        <w:trPr>
+          <w:cantSplit/>
+        </w:trPr>
+        <w:tc>
+          <w:tcPr>
+            <w:tcW w:w="2200" w:type="dxa"/>
+          </w:tcPr>
+          <w:p>
+            <w:r>
+              <w:rPr>
+                <w:color w:val="000000"/>
+                <w:sz w:val="20"/>
+                <w:szCs w:val="20"/>
+              </w:rPr>
+              <w:t xml:space="preserve">Роль</w:t>
+            </w:r>
+          </w:p>
+        </w:tc>
+        <w:tc>
+          <w:tcPr>
+            <w:tcW w:w="7155" w:type="dxa"/>
+          </w:tcPr>
+          <w:p>
+            <w:r>
+              <w:rPr>
+                <w:color w:val="000000"/>
+                <w:sz w:val="20"/>
+                <w:szCs w:val="20"/>
+              </w:rPr>
+              <w:t xml:space="preserve">Положение пользователя в системе: гость, клиент, менеджер или администратор. Определяет, что ему разрешено делать.</w:t>
+            </w:r>
+          </w:p>
+        </w:tc>
+      </w:tr>
+      <w:tr>
+        <w:trPr>
+          <w:cantSplit/>
+        </w:trPr>
+        <w:tc>
+          <w:tcPr>
+            <w:tcW w:w="2200" w:type="dxa"/>
+          </w:tcPr>
+          <w:p>
+            <w:r>
+              <w:rPr>
+                <w:color w:val="000000"/>
+                <w:sz w:val="20"/>
+                <w:szCs w:val="20"/>
+              </w:rPr>
+              <w:t xml:space="preserve">Товар</w:t>
+            </w:r>
+          </w:p>
+        </w:tc>
+        <w:tc>
+          <w:tcPr>
+            <w:tcW w:w="7155" w:type="dxa"/>
+          </w:tcPr>
+          <w:p>
+            <w:r>
+              <w:rPr>
+                <w:color w:val="000000"/>
+                <w:sz w:val="20"/>
+                <w:szCs w:val="20"/>
+              </w:rPr>
+              <w:t xml:space="preserve">Модель обуви, которую продаёт магазин. Описывается наименованием, описанием, ценой, единицей измерения, скидкой, остатком на складе и изображением.</w:t>
+            </w:r>
+          </w:p>
+        </w:tc>
+      </w:tr>
+      <w:tr>
+        <w:trPr>
+          <w:cantSplit/>
+        </w:trPr>
+        <w:tc>
+          <w:tcPr>
+            <w:tcW w:w="2200" w:type="dxa"/>
+          </w:tcPr>
+          <w:p>
+            <w:r>
+              <w:rPr>
+                <w:color w:val="000000"/>
+                <w:sz w:val="20"/>
+                <w:szCs w:val="20"/>
+              </w:rPr>
+              <w:t xml:space="preserve">Категория</w:t>
+            </w:r>
+          </w:p>
+        </w:tc>
+        <w:tc>
+          <w:tcPr>
+            <w:tcW w:w="7155" w:type="dxa"/>
+          </w:tcPr>
+          <w:p>
+            <w:r>
+              <w:rPr>
+                <w:color w:val="000000"/>
+                <w:sz w:val="20"/>
+                <w:szCs w:val="20"/>
+              </w:rPr>
+              <w:t xml:space="preserve">Группа похожих товаров, например «Женская обувь» или «Мужская обувь».</w:t>
+            </w:r>
+          </w:p>
+        </w:tc>
+      </w:tr>
+      <w:tr>
+        <w:trPr>
+          <w:cantSplit/>
+        </w:trPr>
+        <w:tc>
+          <w:tcPr>
+            <w:tcW w:w="2200" w:type="dxa"/>
+          </w:tcPr>
+          <w:p>
+            <w:r>
+              <w:rPr>
+                <w:color w:val="000000"/>
+                <w:sz w:val="20"/>
+                <w:szCs w:val="20"/>
+              </w:rPr>
+              <w:t xml:space="preserve">Производитель</w:t>
+            </w:r>
+          </w:p>
+        </w:tc>
+        <w:tc>
+          <w:tcPr>
+            <w:tcW w:w="7155" w:type="dxa"/>
+          </w:tcPr>
+          <w:p>
+            <w:r>
+              <w:rPr>
+                <w:color w:val="000000"/>
+                <w:sz w:val="20"/>
+                <w:szCs w:val="20"/>
+              </w:rPr>
+              <w:t xml:space="preserve">Компания, которая выпустила товар. Один производитель выпускает много товаров.</w:t>
+            </w:r>
+          </w:p>
+        </w:tc>
+      </w:tr>
+      <w:tr>
+        <w:trPr>
+          <w:cantSplit/>
+        </w:trPr>
+        <w:tc>
+          <w:tcPr>
+            <w:tcW w:w="2200" w:type="dxa"/>
+          </w:tcPr>
+          <w:p>
+            <w:r>
+              <w:rPr>
+                <w:color w:val="000000"/>
+                <w:sz w:val="20"/>
+                <w:szCs w:val="20"/>
+              </w:rPr>
+              <w:t xml:space="preserve">Поставщик</w:t>
+            </w:r>
+          </w:p>
+        </w:tc>
+        <w:tc>
+          <w:tcPr>
+            <w:tcW w:w="7155" w:type="dxa"/>
+          </w:tcPr>
+          <w:p>
+            <w:r>
+              <w:rPr>
+                <w:color w:val="000000"/>
+                <w:sz w:val="20"/>
+                <w:szCs w:val="20"/>
+              </w:rPr>
+              <w:t xml:space="preserve">Компания, которая привозит товары в магазин. Один поставщик поставляет много товаров.</w:t>
+            </w:r>
+          </w:p>
+        </w:tc>
+      </w:tr>
+      <w:tr>
+        <w:trPr>
+          <w:cantSplit/>
+        </w:trPr>
+        <w:tc>
+          <w:tcPr>
+            <w:tcW w:w="2200" w:type="dxa"/>
+          </w:tcPr>
+          <w:p>
+            <w:r>
+              <w:rPr>
+                <w:color w:val="000000"/>
+                <w:sz w:val="20"/>
+                <w:szCs w:val="20"/>
+              </w:rPr>
+              <w:t xml:space="preserve">Заказ</w:t>
+            </w:r>
+          </w:p>
+        </w:tc>
+        <w:tc>
+          <w:tcPr>
+            <w:tcW w:w="7155" w:type="dxa"/>
+          </w:tcPr>
+          <w:p>
+            <w:r>
+              <w:rPr>
+                <w:color w:val="000000"/>
+                <w:sz w:val="20"/>
+                <w:szCs w:val="20"/>
+              </w:rPr>
+              <w:t xml:space="preserve">Покупка, которую оформил пользователь. Состоит из нескольких позиций, имеет статус и место получения.</w:t>
+            </w:r>
+          </w:p>
+        </w:tc>
+      </w:tr>
+      <w:tr>
+        <w:trPr>
+          <w:cantSplit/>
+        </w:trPr>
+        <w:tc>
+          <w:tcPr>
+            <w:tcW w:w="2200" w:type="dxa"/>
+          </w:tcPr>
+          <w:p>
+            <w:r>
+              <w:rPr>
+                <w:color w:val="000000"/>
+                <w:sz w:val="20"/>
+                <w:szCs w:val="20"/>
+              </w:rPr>
+              <w:t xml:space="preserve">Строка заказа</w:t>
+            </w:r>
+          </w:p>
+        </w:tc>
+        <w:tc>
+          <w:tcPr>
+            <w:tcW w:w="7155" w:type="dxa"/>
+          </w:tcPr>
+          <w:p>
+            <w:r>
+              <w:rPr>
+                <w:color w:val="000000"/>
+                <w:sz w:val="20"/>
+                <w:szCs w:val="20"/>
+              </w:rPr>
+              <w:t xml:space="preserve">Одна позиция внутри заказа: показывает, какой товар и в каком количестве входит в заказ.</w:t>
+            </w:r>
+          </w:p>
+        </w:tc>
+      </w:tr>
+      <w:tr>
+        <w:trPr>
+          <w:cantSplit/>
+        </w:trPr>
+        <w:tc>
+          <w:tcPr>
+            <w:tcW w:w="2200" w:type="dxa"/>
+          </w:tcPr>
+          <w:p>
+            <w:r>
+              <w:rPr>
+                <w:color w:val="000000"/>
+                <w:sz w:val="20"/>
+                <w:szCs w:val="20"/>
+              </w:rPr>
+              <w:t xml:space="preserve">Пункт выдачи</w:t>
+            </w:r>
+          </w:p>
+        </w:tc>
+        <w:tc>
+          <w:tcPr>
+            <w:tcW w:w="7155" w:type="dxa"/>
+          </w:tcPr>
+          <w:p>
+            <w:r>
+              <w:rPr>
+                <w:color w:val="000000"/>
+                <w:sz w:val="20"/>
+                <w:szCs w:val="20"/>
+              </w:rPr>
+              <w:t xml:space="preserve">Место, где покупатель получает свой заказ.</w:t>
+            </w:r>
+          </w:p>
+        </w:tc>
+      </w:tr>
+      <w:tr>
+        <w:trPr>
+          <w:cantSplit/>
+        </w:trPr>
+        <w:tc>
+          <w:tcPr>
+            <w:tcW w:w="2200" w:type="dxa"/>
+          </w:tcPr>
+          <w:p>
+            <w:r>
+              <w:rPr>
+                <w:color w:val="000000"/>
+                <w:sz w:val="20"/>
+                <w:szCs w:val="20"/>
+              </w:rPr>
+              <w:t xml:space="preserve">Статус заказа</w:t>
+            </w:r>
+          </w:p>
+        </w:tc>
+        <w:tc>
+          <w:tcPr>
+            <w:tcW w:w="7155" w:type="dxa"/>
+          </w:tcPr>
+          <w:p>
+            <w:r>
+              <w:rPr>
+                <w:color w:val="000000"/>
+                <w:sz w:val="20"/>
+                <w:szCs w:val="20"/>
+              </w:rPr>
+              <w:t xml:space="preserve">Состояние заказа, по которому видно, на каком он этапе.</w:t>
+            </w:r>
+          </w:p>
+        </w:tc>
+      </w:tr>
+    </w:tbl>
+    <w:p>
+      <w:pPr>
+        <w:spacing w:after="120"/>
+      </w:pPr>
+    </w:p>
+    <w:p>
+      <w:pPr>
+        <w:spacing w:after="120" w:line="360" w:lineRule="auto"/>
+        <w:ind w:firstLine="709"/>
+        <w:jc w:val="both"/>
+      </w:pPr>
+      <w:r>
+        <w:rPr>
+          <w:color w:val="000000"/>
+          <w:sz w:val="28"/>
+          <w:szCs w:val="28"/>
+        </w:rPr>
+        <w:t xml:space="preserve">Связи между сущностями показаны на рисунке 13. Категория включает товары, производитель выпускает их, поставщик поставляет. Роль назначена пользователю, а пользователь оформляет заказы. Заказ состоит из строк заказа, каждая строка содержит товар; заказ выдают в пункте выдачи, и у него есть статус.</w:t>
+      </w:r>
+    </w:p>
+    <w:p>
+      <w:pPr>
+        <w:keepNext/>
+        <w:spacing w:before="120"/>
+        <w:jc w:val="center"/>
+      </w:pPr>
+      <w:r>
+        <w:drawing>
+          <wp:inline xmlns:a="http://schemas.openxmlformats.org/drawingml/2006/main" xmlns:pic="http://schemas.openxmlformats.org/drawingml/2006/picture">
+            <wp:extent cx="5903999" cy="3459374"/>
+            <wp:docPr id="301" name="Рисунок 301" descr="Модель предметной области магазина обуви"/>
+            <wp:cNvGraphicFramePr>
+              <a:graphicFrameLocks noChangeAspect="1"/>
+            </wp:cNvGraphicFramePr>
+            <a:graphic>
+              <a:graphicData uri="http://schemas.openxmlformats.org/drawingml/2006/picture">
+                <pic:pic>
+                  <pic:nvPicPr>
+                    <pic:cNvPr id="0" name="модель_предметной_области.png"/>
+                    <pic:cNvPicPr/>
+                  </pic:nvPicPr>
+                  <pic:blipFill>
+                    <a:blip r:embed="rId19"/>
+                    <a:stretch>
+                      <a:fillRect/>
+                    </a:stretch>
+                  </pic:blipFill>
+                  <pic:spPr>
+                    <a:xfrm>
+                      <a:off x="0" y="0"/>
+                      <a:ext cx="5903999" cy="3459374"/>
+                    </a:xfrm>
+                    <a:prstGeom prst="rect"/>
+                  </pic:spPr>
+                </pic:pic>
+              </a:graphicData>
+            </a:graphic>
+          </wp:inline>
+        </w:drawing>
+      </w:r>
+    </w:p>
+    <w:p>
+      <w:pPr>
+        <w:spacing w:before="60" w:after="240"/>
+        <w:jc w:val="center"/>
+      </w:pPr>
+      <w:r>
+        <w:rPr>
+          <w:color w:val="000000"/>
+          <w:sz w:val="24"/>
+          <w:szCs w:val="24"/>
+        </w:rPr>
+        <w:t xml:space="preserve">Рисунок 13 - Модель предметной области «Магазин обуви»</w:t>
+      </w:r>
+    </w:p>
+    <w:p>
+      <w:pPr>
+        <w:keepNext/>
+        <w:spacing w:before="200" w:after="160"/>
+        <w:outlineLvl w:val="1"/>
+      </w:pPr>
+      <w:r>
+        <w:rPr>
+          <w:b/>
+          <w:bCs/>
+          <w:color w:val="000000"/>
+          <w:sz w:val="28"/>
+          <w:szCs w:val="28"/>
+        </w:rPr>
+        <w:t xml:space="preserve">2. Диаграмма вариантов использования</w:t>
+      </w:r>
+    </w:p>
+    <w:p>
+      <w:pPr>
+        <w:spacing w:after="120" w:line="360" w:lineRule="auto"/>
+        <w:ind w:firstLine="709"/>
+        <w:jc w:val="both"/>
+      </w:pPr>
+      <w:r>
+        <w:rPr>
+          <w:color w:val="000000"/>
+          <w:sz w:val="28"/>
+          <w:szCs w:val="28"/>
+        </w:rPr>
+        <w:t xml:space="preserve">Диаграмма вариантов использования показывает границы приложения «ShoeShop», внешних участников (акторов) и цели, которые они могут выполнить в системе. Она отвечает на вопрос «кто может сделать что» и не показывает порядок действий. Диаграмма построена по таблице акторов и вариантов использования: каждой из 11 функций, описанных в предыдущей главе, соответствует одна строка таблицы 7 и один овал на рисунке 14.</w:t>
+      </w:r>
+    </w:p>
+    <w:p>
+      <w:pPr>
+        <w:keepNext/>
+        <w:spacing w:before="120" w:after="80"/>
+      </w:pPr>
+      <w:r>
+        <w:rPr>
+          <w:color w:val="000000"/>
+          <w:sz w:val="24"/>
+          <w:szCs w:val="24"/>
+        </w:rPr>
+        <w:t xml:space="preserve">Таблица 7 - Акторы и варианты использования</w:t>
+      </w:r>
+    </w:p>
+    <w:tbl>
+      <w:tblPr>
+        <w:tblW w:w="9355" w:type="dxa"/>
+        <w:tblBorders>
+          <w:top w:val="single" w:sz="6" w:space="0" w:color="000000"/>
+          <w:left w:val="single" w:sz="6" w:space="0" w:color="000000"/>
+          <w:bottom w:val="single" w:sz="6" w:space="0" w:color="000000"/>
+          <w:right w:val="single" w:sz="6" w:space="0" w:color="000000"/>
+          <w:insideH w:val="single" w:sz="6" w:space="0" w:color="000000"/>
+          <w:insideV w:val="single" w:sz="6" w:space="0" w:color="000000"/>
+        </w:tblBorders>
+        <w:tblLayout w:type="fixed"/>
+        <w:tblCellMar>
+          <w:top w:w="60" w:type="dxa"/>
+          <w:left w:w="100" w:type="dxa"/>
+          <w:bottom w:w="60" w:type="dxa"/>
+          <w:right w:w="100" w:type="dxa"/>
+        </w:tblCellMar>
+        <w:tblLook w:val="04A0" w:firstRow="1" w:lastRow="0" w:firstColumn="1" w:lastColumn="0" w:noHBand="0" w:noVBand="1"/>
+      </w:tblPr>
+      <w:tblGrid>
+        <w:gridCol w:w="2500"/>
+        <w:gridCol w:w="2600"/>
+        <w:gridCol w:w="4255"/>
+      </w:tblGrid>
+      <w:tr>
+        <w:trPr>
+          <w:cantSplit/>
+          <w:tblHeader/>
+        </w:trPr>
+        <w:tc>
+          <w:tcPr>
+            <w:tcW w:w="2500" w:type="dxa"/>
+          </w:tcPr>
+          <w:p>
+            <w:r>
+              <w:rPr>
+                <w:b/>
+                <w:bCs/>
+                <w:color w:val="000000"/>
+                <w:sz w:val="20"/>
+                <w:szCs w:val="20"/>
+              </w:rPr>
+              <w:t xml:space="preserve">Функция</w:t>
+            </w:r>
+          </w:p>
+        </w:tc>
+        <w:tc>
+          <w:tcPr>
+            <w:tcW w:w="2600" w:type="dxa"/>
+          </w:tcPr>
+          <w:p>
+            <w:r>
+              <w:rPr>
+                <w:b/>
+                <w:bCs/>
+                <w:color w:val="000000"/>
+                <w:sz w:val="20"/>
+                <w:szCs w:val="20"/>
+              </w:rPr>
+              <w:t xml:space="preserve">Актор</w:t>
+            </w:r>
+          </w:p>
+        </w:tc>
+        <w:tc>
+          <w:tcPr>
+            <w:tcW w:w="4255" w:type="dxa"/>
+          </w:tcPr>
+          <w:p>
+            <w:r>
+              <w:rPr>
+                <w:b/>
+                <w:bCs/>
+                <w:color w:val="000000"/>
+                <w:sz w:val="20"/>
+                <w:szCs w:val="20"/>
+              </w:rPr>
+              <w:t xml:space="preserve">Вариант использования</w:t>
+            </w:r>
+          </w:p>
+        </w:tc>
+      </w:tr>
+      <w:tr>
+        <w:trPr>
+          <w:cantSplit/>
+        </w:trPr>
+        <w:tc>
+          <w:tcPr>
+            <w:tcW w:w="2500" w:type="dxa"/>
+          </w:tcPr>
+          <w:p>
+            <w:r>
+              <w:rPr>
+                <w:color w:val="000000"/>
+                <w:sz w:val="20"/>
+                <w:szCs w:val="20"/>
+              </w:rPr>
+              <w:t xml:space="preserve">01 Импорт данных</w:t>
+            </w:r>
+          </w:p>
+        </w:tc>
+        <w:tc>
+          <w:tcPr>
+            <w:tcW w:w="2600" w:type="dxa"/>
+          </w:tcPr>
+          <w:p>
+            <w:r>
+              <w:rPr>
+                <w:color w:val="000000"/>
+                <w:sz w:val="20"/>
+                <w:szCs w:val="20"/>
+              </w:rPr>
+              <w:t xml:space="preserve">Оператор загрузки</w:t>
+            </w:r>
+          </w:p>
+        </w:tc>
+        <w:tc>
+          <w:tcPr>
+            <w:tcW w:w="4255" w:type="dxa"/>
+          </w:tcPr>
+          <w:p>
+            <w:r>
+              <w:rPr>
+                <w:color w:val="000000"/>
+                <w:sz w:val="20"/>
+                <w:szCs w:val="20"/>
+              </w:rPr>
+              <w:t xml:space="preserve">Загружать данные в систему</w:t>
+            </w:r>
+          </w:p>
+        </w:tc>
+      </w:tr>
+      <w:tr>
+        <w:trPr>
+          <w:cantSplit/>
+        </w:trPr>
+        <w:tc>
+          <w:tcPr>
+            <w:tcW w:w="2500" w:type="dxa"/>
+          </w:tcPr>
+          <w:p>
+            <w:r>
+              <w:rPr>
+                <w:color w:val="000000"/>
+                <w:sz w:val="20"/>
+                <w:szCs w:val="20"/>
+              </w:rPr>
+              <w:t xml:space="preserve">02 Запуск приложения</w:t>
+            </w:r>
+          </w:p>
+        </w:tc>
+        <w:tc>
+          <w:tcPr>
+            <w:tcW w:w="2600" w:type="dxa"/>
+          </w:tcPr>
+          <w:p>
+            <w:r>
+              <w:rPr>
+                <w:color w:val="000000"/>
+                <w:sz w:val="20"/>
+                <w:szCs w:val="20"/>
+              </w:rPr>
+              <w:t xml:space="preserve">Пользователь</w:t>
+            </w:r>
+          </w:p>
+        </w:tc>
+        <w:tc>
+          <w:tcPr>
+            <w:tcW w:w="4255" w:type="dxa"/>
+          </w:tcPr>
+          <w:p>
+            <w:r>
+              <w:rPr>
+                <w:color w:val="000000"/>
+                <w:sz w:val="20"/>
+                <w:szCs w:val="20"/>
+              </w:rPr>
+              <w:t xml:space="preserve">Запускать приложение</w:t>
+            </w:r>
+          </w:p>
+        </w:tc>
+      </w:tr>
+      <w:tr>
+        <w:trPr>
+          <w:cantSplit/>
+        </w:trPr>
+        <w:tc>
+          <w:tcPr>
+            <w:tcW w:w="2500" w:type="dxa"/>
+          </w:tcPr>
+          <w:p>
+            <w:r>
+              <w:rPr>
+                <w:color w:val="000000"/>
+                <w:sz w:val="20"/>
+                <w:szCs w:val="20"/>
+              </w:rPr>
+              <w:t xml:space="preserve">03 Вход и гость</w:t>
+            </w:r>
+          </w:p>
+        </w:tc>
+        <w:tc>
+          <w:tcPr>
+            <w:tcW w:w="2600" w:type="dxa"/>
+          </w:tcPr>
+          <w:p>
+            <w:r>
+              <w:rPr>
+                <w:color w:val="000000"/>
+                <w:sz w:val="20"/>
+                <w:szCs w:val="20"/>
+              </w:rPr>
+              <w:t xml:space="preserve">Гость, клиент, менеджер, администратор</w:t>
+            </w:r>
+          </w:p>
+        </w:tc>
+        <w:tc>
+          <w:tcPr>
+            <w:tcW w:w="4255" w:type="dxa"/>
+          </w:tcPr>
+          <w:p>
+            <w:r>
+              <w:rPr>
+                <w:color w:val="000000"/>
+                <w:sz w:val="20"/>
+                <w:szCs w:val="20"/>
+              </w:rPr>
+              <w:t xml:space="preserve">Входить в систему или просматривать каталог как гость</w:t>
+            </w:r>
+          </w:p>
+        </w:tc>
+      </w:tr>
+      <w:tr>
+        <w:trPr>
+          <w:cantSplit/>
+        </w:trPr>
+        <w:tc>
+          <w:tcPr>
+            <w:tcW w:w="2500" w:type="dxa"/>
+          </w:tcPr>
+          <w:p>
+            <w:r>
+              <w:rPr>
+                <w:color w:val="000000"/>
+                <w:sz w:val="20"/>
+                <w:szCs w:val="20"/>
+              </w:rPr>
+              <w:t xml:space="preserve">04 Навигация</w:t>
+            </w:r>
+          </w:p>
+        </w:tc>
+        <w:tc>
+          <w:tcPr>
+            <w:tcW w:w="2600" w:type="dxa"/>
+          </w:tcPr>
+          <w:p>
+            <w:r>
+              <w:rPr>
+                <w:color w:val="000000"/>
+                <w:sz w:val="20"/>
+                <w:szCs w:val="20"/>
+              </w:rPr>
+              <w:t xml:space="preserve">Пользователь</w:t>
+            </w:r>
+          </w:p>
+        </w:tc>
+        <w:tc>
+          <w:tcPr>
+            <w:tcW w:w="4255" w:type="dxa"/>
+          </w:tcPr>
+          <w:p>
+            <w:r>
+              <w:rPr>
+                <w:color w:val="000000"/>
+                <w:sz w:val="20"/>
+                <w:szCs w:val="20"/>
+              </w:rPr>
+              <w:t xml:space="preserve">Переходить между окнами и возвращаться назад</w:t>
+            </w:r>
+          </w:p>
+        </w:tc>
+      </w:tr>
+      <w:tr>
+        <w:trPr>
+          <w:cantSplit/>
+        </w:trPr>
+        <w:tc>
+          <w:tcPr>
+            <w:tcW w:w="2500" w:type="dxa"/>
+          </w:tcPr>
+          <w:p>
+            <w:r>
+              <w:rPr>
+                <w:color w:val="000000"/>
+                <w:sz w:val="20"/>
+                <w:szCs w:val="20"/>
+              </w:rPr>
+              <w:t xml:space="preserve">05 Каталог</w:t>
+            </w:r>
+          </w:p>
+        </w:tc>
+        <w:tc>
+          <w:tcPr>
+            <w:tcW w:w="2600" w:type="dxa"/>
+          </w:tcPr>
+          <w:p>
+            <w:r>
+              <w:rPr>
+                <w:color w:val="000000"/>
+                <w:sz w:val="20"/>
+                <w:szCs w:val="20"/>
+              </w:rPr>
+              <w:t xml:space="preserve">Все роли</w:t>
+            </w:r>
+          </w:p>
+        </w:tc>
+        <w:tc>
+          <w:tcPr>
+            <w:tcW w:w="4255" w:type="dxa"/>
+          </w:tcPr>
+          <w:p>
+            <w:r>
+              <w:rPr>
+                <w:color w:val="000000"/>
+                <w:sz w:val="20"/>
+                <w:szCs w:val="20"/>
+              </w:rPr>
+              <w:t xml:space="preserve">Просматривать каталог товаров</w:t>
+            </w:r>
+          </w:p>
+        </w:tc>
+      </w:tr>
+      <w:tr>
+        <w:trPr>
+          <w:cantSplit/>
+        </w:trPr>
+        <w:tc>
+          <w:tcPr>
+            <w:tcW w:w="2500" w:type="dxa"/>
+          </w:tcPr>
+          <w:p>
+            <w:r>
+              <w:rPr>
+                <w:color w:val="000000"/>
+                <w:sz w:val="20"/>
+                <w:szCs w:val="20"/>
+              </w:rPr>
+              <w:t xml:space="preserve">06 Поиск, фильтрация, сортировка</w:t>
+            </w:r>
+          </w:p>
+        </w:tc>
+        <w:tc>
+          <w:tcPr>
+            <w:tcW w:w="2600" w:type="dxa"/>
+          </w:tcPr>
+          <w:p>
+            <w:r>
+              <w:rPr>
+                <w:color w:val="000000"/>
+                <w:sz w:val="20"/>
+                <w:szCs w:val="20"/>
+              </w:rPr>
+              <w:t xml:space="preserve">Менеджер, администратор</w:t>
+            </w:r>
+          </w:p>
+        </w:tc>
+        <w:tc>
+          <w:tcPr>
+            <w:tcW w:w="4255" w:type="dxa"/>
+          </w:tcPr>
+          <w:p>
+            <w:r>
+              <w:rPr>
+                <w:color w:val="000000"/>
+                <w:sz w:val="20"/>
+                <w:szCs w:val="20"/>
+              </w:rPr>
+              <w:t xml:space="preserve">Искать, фильтровать и сортировать товары</w:t>
+            </w:r>
+          </w:p>
+        </w:tc>
+      </w:tr>
+      <w:tr>
+        <w:trPr>
+          <w:cantSplit/>
+        </w:trPr>
+        <w:tc>
+          <w:tcPr>
+            <w:tcW w:w="2500" w:type="dxa"/>
+          </w:tcPr>
+          <w:p>
+            <w:r>
+              <w:rPr>
+                <w:color w:val="000000"/>
+                <w:sz w:val="20"/>
+                <w:szCs w:val="20"/>
+              </w:rPr>
+              <w:t xml:space="preserve">07 Форма товара</w:t>
+            </w:r>
+          </w:p>
+        </w:tc>
+        <w:tc>
+          <w:tcPr>
+            <w:tcW w:w="2600" w:type="dxa"/>
+          </w:tcPr>
+          <w:p>
+            <w:r>
+              <w:rPr>
+                <w:color w:val="000000"/>
+                <w:sz w:val="20"/>
+                <w:szCs w:val="20"/>
+              </w:rPr>
+              <w:t xml:space="preserve">Администратор</w:t>
+            </w:r>
+          </w:p>
+        </w:tc>
+        <w:tc>
+          <w:tcPr>
+            <w:tcW w:w="4255" w:type="dxa"/>
+          </w:tcPr>
+          <w:p>
+            <w:r>
+              <w:rPr>
+                <w:color w:val="000000"/>
+                <w:sz w:val="20"/>
+                <w:szCs w:val="20"/>
+              </w:rPr>
+              <w:t xml:space="preserve">Открывать форму товара</w:t>
+            </w:r>
+          </w:p>
+        </w:tc>
+      </w:tr>
+      <w:tr>
+        <w:trPr>
+          <w:cantSplit/>
+        </w:trPr>
+        <w:tc>
+          <w:tcPr>
+            <w:tcW w:w="2500" w:type="dxa"/>
+          </w:tcPr>
+          <w:p>
+            <w:r>
+              <w:rPr>
+                <w:color w:val="000000"/>
+                <w:sz w:val="20"/>
+                <w:szCs w:val="20"/>
+              </w:rPr>
+              <w:t xml:space="preserve">08 Проверка и сохранение</w:t>
+            </w:r>
+          </w:p>
+        </w:tc>
+        <w:tc>
+          <w:tcPr>
+            <w:tcW w:w="2600" w:type="dxa"/>
+          </w:tcPr>
+          <w:p>
+            <w:r>
+              <w:rPr>
+                <w:color w:val="000000"/>
+                <w:sz w:val="20"/>
+                <w:szCs w:val="20"/>
+              </w:rPr>
+              <w:t xml:space="preserve">Администратор</w:t>
+            </w:r>
+          </w:p>
+        </w:tc>
+        <w:tc>
+          <w:tcPr>
+            <w:tcW w:w="4255" w:type="dxa"/>
+          </w:tcPr>
+          <w:p>
+            <w:r>
+              <w:rPr>
+                <w:color w:val="000000"/>
+                <w:sz w:val="20"/>
+                <w:szCs w:val="20"/>
+              </w:rPr>
+              <w:t xml:space="preserve">Проверять и сохранять товар</w:t>
+            </w:r>
+          </w:p>
+        </w:tc>
+      </w:tr>
+      <w:tr>
+        <w:trPr>
+          <w:cantSplit/>
+        </w:trPr>
+        <w:tc>
+          <w:tcPr>
+            <w:tcW w:w="2500" w:type="dxa"/>
+          </w:tcPr>
+          <w:p>
+            <w:r>
+              <w:rPr>
+                <w:color w:val="000000"/>
+                <w:sz w:val="20"/>
+                <w:szCs w:val="20"/>
+              </w:rPr>
+              <w:t xml:space="preserve">09 Изображение товара</w:t>
+            </w:r>
+          </w:p>
+        </w:tc>
+        <w:tc>
+          <w:tcPr>
+            <w:tcW w:w="2600" w:type="dxa"/>
+          </w:tcPr>
+          <w:p>
+            <w:r>
+              <w:rPr>
+                <w:color w:val="000000"/>
+                <w:sz w:val="20"/>
+                <w:szCs w:val="20"/>
+              </w:rPr>
+              <w:t xml:space="preserve">Администратор</w:t>
+            </w:r>
+          </w:p>
+        </w:tc>
+        <w:tc>
+          <w:tcPr>
+            <w:tcW w:w="4255" w:type="dxa"/>
+          </w:tcPr>
+          <w:p>
+            <w:r>
+              <w:rPr>
+                <w:color w:val="000000"/>
+                <w:sz w:val="20"/>
+                <w:szCs w:val="20"/>
+              </w:rPr>
+              <w:t xml:space="preserve">Добавлять или заменять изображение товара</w:t>
+            </w:r>
+          </w:p>
+        </w:tc>
+      </w:tr>
+      <w:tr>
+        <w:trPr>
+          <w:cantSplit/>
+        </w:trPr>
+        <w:tc>
+          <w:tcPr>
+            <w:tcW w:w="2500" w:type="dxa"/>
+          </w:tcPr>
+          <w:p>
+            <w:r>
+              <w:rPr>
+                <w:color w:val="000000"/>
+                <w:sz w:val="20"/>
+                <w:szCs w:val="20"/>
+              </w:rPr>
+              <w:t xml:space="preserve">10 Удаление товара</w:t>
+            </w:r>
+          </w:p>
+        </w:tc>
+        <w:tc>
+          <w:tcPr>
+            <w:tcW w:w="2600" w:type="dxa"/>
+          </w:tcPr>
+          <w:p>
+            <w:r>
+              <w:rPr>
+                <w:color w:val="000000"/>
+                <w:sz w:val="20"/>
+                <w:szCs w:val="20"/>
+              </w:rPr>
+              <w:t xml:space="preserve">Администратор</w:t>
+            </w:r>
+          </w:p>
+        </w:tc>
+        <w:tc>
+          <w:tcPr>
+            <w:tcW w:w="4255" w:type="dxa"/>
+          </w:tcPr>
+          <w:p>
+            <w:r>
+              <w:rPr>
+                <w:color w:val="000000"/>
+                <w:sz w:val="20"/>
+                <w:szCs w:val="20"/>
+              </w:rPr>
+              <w:t xml:space="preserve">Удалять товар</w:t>
+            </w:r>
+          </w:p>
+        </w:tc>
+      </w:tr>
+      <w:tr>
+        <w:trPr>
+          <w:cantSplit/>
+        </w:trPr>
+        <w:tc>
+          <w:tcPr>
+            <w:tcW w:w="2500" w:type="dxa"/>
+          </w:tcPr>
+          <w:p>
+            <w:r>
+              <w:rPr>
+                <w:color w:val="000000"/>
+                <w:sz w:val="20"/>
+                <w:szCs w:val="20"/>
+              </w:rPr>
+              <w:t xml:space="preserve">11 Сообщения</w:t>
+            </w:r>
+          </w:p>
+        </w:tc>
+        <w:tc>
+          <w:tcPr>
+            <w:tcW w:w="2600" w:type="dxa"/>
+          </w:tcPr>
+          <w:p>
+            <w:r>
+              <w:rPr>
+                <w:color w:val="000000"/>
+                <w:sz w:val="20"/>
+                <w:szCs w:val="20"/>
+              </w:rPr>
+              <w:t xml:space="preserve">Пользователь</w:t>
+            </w:r>
+          </w:p>
+        </w:tc>
+        <w:tc>
+          <w:tcPr>
+            <w:tcW w:w="4255" w:type="dxa"/>
+          </w:tcPr>
+          <w:p>
+            <w:r>
+              <w:rPr>
+                <w:color w:val="000000"/>
+                <w:sz w:val="20"/>
+                <w:szCs w:val="20"/>
+              </w:rPr>
+              <w:t xml:space="preserve">Получать сообщения о результате или ошибке</w:t>
+            </w:r>
+          </w:p>
+        </w:tc>
+      </w:tr>
+    </w:tbl>
+    <w:p>
+      <w:pPr>
+        <w:spacing w:after="120"/>
+      </w:pPr>
+    </w:p>
+    <w:p>
+      <w:pPr>
+        <w:spacing w:after="120" w:line="360" w:lineRule="auto"/>
+        <w:ind w:firstLine="709"/>
+        <w:jc w:val="both"/>
+      </w:pPr>
+      <w:r>
+        <w:rPr>
+          <w:color w:val="000000"/>
+          <w:sz w:val="28"/>
+          <w:szCs w:val="28"/>
+        </w:rPr>
+        <w:t xml:space="preserve">Права акторов распределены следующим образом. Оператор загрузки отвечает за подготовительный этап: загружает данные заказчика в базу данных, после чего в работе приложения не участвует. Гость — посетитель без учётной записи: он входит в приложение и просматривает каталог, но не может искать, фильтровать и сортировать товары. Клиент после входа также просматривает каталог. Менеджер дополнительно ищет, фильтрует и сортирует товары. Администратор имеет все права менеджера и, кроме того, единственный открывает форму товара, проверяет и сохраняет данные, меняет изображение и удаляет товары. Общие возможности — запуск приложения, навигация и получение сообщений — отнесены к актору «Пользователь», то есть к любому посетителю приложения.</w:t>
+      </w:r>
+    </w:p>
+    <w:p>
+      <w:pPr>
+        <w:keepNext/>
+        <w:spacing w:before="120"/>
+        <w:jc w:val="center"/>
+      </w:pPr>
+      <w:r>
+        <w:drawing>
+          <wp:inline xmlns:a="http://schemas.openxmlformats.org/drawingml/2006/main" xmlns:pic="http://schemas.openxmlformats.org/drawingml/2006/picture">
+            <wp:extent cx="4752000" cy="4599436"/>
+            <wp:docPr id="302" name="Рисунок 302" descr="Диаграмма вариантов использования приложения ShoeShop"/>
+            <wp:cNvGraphicFramePr>
+              <a:graphicFrameLocks noChangeAspect="1"/>
+            </wp:cNvGraphicFramePr>
+            <a:graphic>
+              <a:graphicData uri="http://schemas.openxmlformats.org/drawingml/2006/picture">
+                <pic:pic>
+                  <pic:nvPicPr>
+                    <pic:cNvPr id="0" name="диаграмма_вариантов_использования.png"/>
+                    <pic:cNvPicPr/>
+                  </pic:nvPicPr>
+                  <pic:blipFill>
+                    <a:blip r:embed="rId20"/>
+                    <a:stretch>
+                      <a:fillRect/>
+                    </a:stretch>
+                  </pic:blipFill>
+                  <pic:spPr>
+                    <a:xfrm>
+                      <a:off x="0" y="0"/>
+                      <a:ext cx="4752000" cy="4599436"/>
+                    </a:xfrm>
+                    <a:prstGeom prst="rect"/>
+                  </pic:spPr>
+                </pic:pic>
+              </a:graphicData>
+            </a:graphic>
+          </wp:inline>
+        </w:drawing>
+      </w:r>
+    </w:p>
+    <w:p>
+      <w:pPr>
+        <w:spacing w:before="60" w:after="240"/>
+        <w:jc w:val="center"/>
+      </w:pPr>
+      <w:r>
+        <w:rPr>
+          <w:color w:val="000000"/>
+          <w:sz w:val="24"/>
+          <w:szCs w:val="24"/>
+        </w:rPr>
+        <w:t xml:space="preserve">Рисунок 14 - Диаграмма вариантов использования приложения ShoeShop</w:t>
+      </w:r>
+    </w:p>
+    <w:p>
+      <w:pPr>
+        <w:keepNext/>
+        <w:spacing w:before="200" w:after="160"/>
+        <w:outlineLvl w:val="1"/>
+      </w:pPr>
+      <w:r>
+        <w:rPr>
+          <w:b/>
+          <w:bCs/>
+          <w:color w:val="000000"/>
+          <w:sz w:val="28"/>
+          <w:szCs w:val="28"/>
+        </w:rPr>
+        <w:t xml:space="preserve">3. BPMN-процесс оформления заказа</w:t>
+      </w:r>
+    </w:p>
+    <w:p>
+      <w:pPr>
+        <w:spacing w:after="120" w:line="360" w:lineRule="auto"/>
+        <w:ind w:firstLine="709"/>
+        <w:jc w:val="both"/>
+      </w:pPr>
+      <w:r>
+        <w:rPr>
+          <w:color w:val="000000"/>
+          <w:sz w:val="28"/>
+          <w:szCs w:val="28"/>
+        </w:rPr>
+        <w:t xml:space="preserve">BPMN-процесс описывает один сквозной сценарий — оформление заказа покупателем. В отличие от диаграммы вариантов использования, он показывает порядок шагов, исполнителей и развилку. Корзина и оформление заказа будут реализованы на следующих этапах проекта, поэтому сейчас зафиксирован целевой процесс. Он построен по таблице 8 и состоит из трёх вертикальных дорожек: «Покупатель», «Приложение ShoeShop» и «База данных».</w:t>
+      </w:r>
+    </w:p>
+    <w:p>
+      <w:pPr>
+        <w:keepNext/>
+        <w:spacing w:before="120" w:after="80"/>
+      </w:pPr>
+      <w:r>
+        <w:rPr>
+          <w:color w:val="000000"/>
+          <w:sz w:val="24"/>
+          <w:szCs w:val="24"/>
+        </w:rPr>
+        <w:t xml:space="preserve">Таблица 8 - Сценарий оформления заказа</w:t>
+      </w:r>
+    </w:p>
+    <w:tbl>
+      <w:tblPr>
+        <w:tblW w:w="9355" w:type="dxa"/>
+        <w:tblBorders>
+          <w:top w:val="single" w:sz="6" w:space="0" w:color="000000"/>
+          <w:left w:val="single" w:sz="6" w:space="0" w:color="000000"/>
+          <w:bottom w:val="single" w:sz="6" w:space="0" w:color="000000"/>
+          <w:right w:val="single" w:sz="6" w:space="0" w:color="000000"/>
+          <w:insideH w:val="single" w:sz="6" w:space="0" w:color="000000"/>
+          <w:insideV w:val="single" w:sz="6" w:space="0" w:color="000000"/>
+        </w:tblBorders>
+        <w:tblLayout w:type="fixed"/>
+        <w:tblCellMar>
+          <w:top w:w="60" w:type="dxa"/>
+          <w:left w:w="100" w:type="dxa"/>
+          <w:bottom w:w="60" w:type="dxa"/>
+          <w:right w:w="100" w:type="dxa"/>
+        </w:tblCellMar>
+        <w:tblLook w:val="04A0" w:firstRow="1" w:lastRow="0" w:firstColumn="1" w:lastColumn="0" w:noHBand="0" w:noVBand="1"/>
+      </w:tblPr>
+      <w:tblGrid>
+        <w:gridCol w:w="2100"/>
+        <w:gridCol w:w="4455"/>
+        <w:gridCol w:w="2800"/>
+      </w:tblGrid>
+      <w:tr>
+        <w:trPr>
+          <w:cantSplit/>
+          <w:tblHeader/>
+        </w:trPr>
+        <w:tc>
+          <w:tcPr>
+            <w:tcW w:w="2100" w:type="dxa"/>
+          </w:tcPr>
+          <w:p>
+            <w:r>
+              <w:rPr>
+                <w:b/>
+                <w:bCs/>
+                <w:color w:val="000000"/>
+                <w:sz w:val="20"/>
+                <w:szCs w:val="20"/>
+              </w:rPr>
+              <w:t xml:space="preserve">Дорожка</w:t>
+            </w:r>
+          </w:p>
+        </w:tc>
+        <w:tc>
+          <w:tcPr>
+            <w:tcW w:w="4455" w:type="dxa"/>
+          </w:tcPr>
+          <w:p>
+            <w:r>
+              <w:rPr>
+                <w:b/>
+                <w:bCs/>
+                <w:color w:val="000000"/>
+                <w:sz w:val="20"/>
+                <w:szCs w:val="20"/>
+              </w:rPr>
+              <w:t xml:space="preserve">Шаг процесса</w:t>
+            </w:r>
+          </w:p>
+        </w:tc>
+        <w:tc>
+          <w:tcPr>
+            <w:tcW w:w="2800" w:type="dxa"/>
+          </w:tcPr>
+          <w:p>
+            <w:r>
+              <w:rPr>
+                <w:b/>
+                <w:bCs/>
+                <w:color w:val="000000"/>
+                <w:sz w:val="20"/>
+                <w:szCs w:val="20"/>
+              </w:rPr>
+              <w:t xml:space="preserve">Тип элемента BPMN</w:t>
+            </w:r>
+          </w:p>
+        </w:tc>
+      </w:tr>
+      <w:tr>
+        <w:trPr>
+          <w:cantSplit/>
+        </w:trPr>
+        <w:tc>
+          <w:tcPr>
+            <w:tcW w:w="2100" w:type="dxa"/>
+          </w:tcPr>
+          <w:p>
+            <w:r>
+              <w:rPr>
+                <w:color w:val="000000"/>
+                <w:sz w:val="20"/>
+                <w:szCs w:val="20"/>
+              </w:rPr>
+              <w:t xml:space="preserve">Покупатель</w:t>
+            </w:r>
+          </w:p>
+        </w:tc>
+        <w:tc>
+          <w:tcPr>
+            <w:tcW w:w="4455" w:type="dxa"/>
+          </w:tcPr>
+          <w:p>
+            <w:r>
+              <w:rPr>
+                <w:color w:val="000000"/>
+                <w:sz w:val="20"/>
+                <w:szCs w:val="20"/>
+              </w:rPr>
+              <w:t xml:space="preserve">Начало оформления заказа</w:t>
+            </w:r>
+          </w:p>
+        </w:tc>
+        <w:tc>
+          <w:tcPr>
+            <w:tcW w:w="2800" w:type="dxa"/>
+          </w:tcPr>
+          <w:p>
+            <w:r>
+              <w:rPr>
+                <w:color w:val="000000"/>
+                <w:sz w:val="20"/>
+                <w:szCs w:val="20"/>
+              </w:rPr>
+              <w:t xml:space="preserve">Стартовое событие</w:t>
+            </w:r>
+          </w:p>
+        </w:tc>
+      </w:tr>
+      <w:tr>
+        <w:trPr>
+          <w:cantSplit/>
+        </w:trPr>
+        <w:tc>
+          <w:tcPr>
+            <w:tcW w:w="2100" w:type="dxa"/>
+          </w:tcPr>
+          <w:p>
+            <w:r>
+              <w:rPr>
+                <w:color w:val="000000"/>
+                <w:sz w:val="20"/>
+                <w:szCs w:val="20"/>
+              </w:rPr>
+              <w:t xml:space="preserve">Покупатель</w:t>
+            </w:r>
+          </w:p>
+        </w:tc>
+        <w:tc>
+          <w:tcPr>
+            <w:tcW w:w="4455" w:type="dxa"/>
+          </w:tcPr>
+          <w:p>
+            <w:r>
+              <w:rPr>
+                <w:color w:val="000000"/>
+                <w:sz w:val="20"/>
+                <w:szCs w:val="20"/>
+              </w:rPr>
+              <w:t xml:space="preserve">Выбрать товары и добавить в корзину</w:t>
+            </w:r>
+          </w:p>
+        </w:tc>
+        <w:tc>
+          <w:tcPr>
+            <w:tcW w:w="2800" w:type="dxa"/>
+          </w:tcPr>
+          <w:p>
+            <w:r>
+              <w:rPr>
+                <w:color w:val="000000"/>
+                <w:sz w:val="20"/>
+                <w:szCs w:val="20"/>
+              </w:rPr>
+              <w:t xml:space="preserve">Задача</w:t>
+            </w:r>
+          </w:p>
+        </w:tc>
+      </w:tr>
+      <w:tr>
+        <w:trPr>
+          <w:cantSplit/>
+        </w:trPr>
+        <w:tc>
+          <w:tcPr>
+            <w:tcW w:w="2100" w:type="dxa"/>
+          </w:tcPr>
+          <w:p>
+            <w:r>
+              <w:rPr>
+                <w:color w:val="000000"/>
+                <w:sz w:val="20"/>
+                <w:szCs w:val="20"/>
+              </w:rPr>
+              <w:t xml:space="preserve">Покупатель</w:t>
+            </w:r>
+          </w:p>
+        </w:tc>
+        <w:tc>
+          <w:tcPr>
+            <w:tcW w:w="4455" w:type="dxa"/>
+          </w:tcPr>
+          <w:p>
+            <w:r>
+              <w:rPr>
+                <w:color w:val="000000"/>
+                <w:sz w:val="20"/>
+                <w:szCs w:val="20"/>
+              </w:rPr>
+              <w:t xml:space="preserve">Перейти к оформлению заказа</w:t>
+            </w:r>
+          </w:p>
+        </w:tc>
+        <w:tc>
+          <w:tcPr>
+            <w:tcW w:w="2800" w:type="dxa"/>
+          </w:tcPr>
+          <w:p>
+            <w:r>
+              <w:rPr>
+                <w:color w:val="000000"/>
+                <w:sz w:val="20"/>
+                <w:szCs w:val="20"/>
+              </w:rPr>
+              <w:t xml:space="preserve">Задача</w:t>
+            </w:r>
+          </w:p>
+        </w:tc>
+      </w:tr>
+      <w:tr>
+        <w:trPr>
+          <w:cantSplit/>
+        </w:trPr>
+        <w:tc>
+          <w:tcPr>
+            <w:tcW w:w="2100" w:type="dxa"/>
+          </w:tcPr>
+          <w:p>
+            <w:r>
+              <w:rPr>
+                <w:color w:val="000000"/>
+                <w:sz w:val="20"/>
+                <w:szCs w:val="20"/>
+              </w:rPr>
+              <w:t xml:space="preserve">Приложение ShoeShop</w:t>
+            </w:r>
+          </w:p>
+        </w:tc>
+        <w:tc>
+          <w:tcPr>
+            <w:tcW w:w="4455" w:type="dxa"/>
+          </w:tcPr>
+          <w:p>
+            <w:r>
+              <w:rPr>
+                <w:color w:val="000000"/>
+                <w:sz w:val="20"/>
+                <w:szCs w:val="20"/>
+              </w:rPr>
+              <w:t xml:space="preserve">Запросить актуальные остатки товаров</w:t>
+            </w:r>
+          </w:p>
+        </w:tc>
+        <w:tc>
+          <w:tcPr>
+            <w:tcW w:w="2800" w:type="dxa"/>
+          </w:tcPr>
+          <w:p>
+            <w:r>
+              <w:rPr>
+                <w:color w:val="000000"/>
+                <w:sz w:val="20"/>
+                <w:szCs w:val="20"/>
+              </w:rPr>
+              <w:t xml:space="preserve">Задача</w:t>
+            </w:r>
+          </w:p>
+        </w:tc>
+      </w:tr>
+      <w:tr>
+        <w:trPr>
+          <w:cantSplit/>
+        </w:trPr>
+        <w:tc>
+          <w:tcPr>
+            <w:tcW w:w="2100" w:type="dxa"/>
+          </w:tcPr>
+          <w:p>
+            <w:r>
+              <w:rPr>
+                <w:color w:val="000000"/>
+                <w:sz w:val="20"/>
+                <w:szCs w:val="20"/>
+              </w:rPr>
+              <w:t xml:space="preserve">База данных</w:t>
+            </w:r>
+          </w:p>
+        </w:tc>
+        <w:tc>
+          <w:tcPr>
+            <w:tcW w:w="4455" w:type="dxa"/>
+          </w:tcPr>
+          <w:p>
+            <w:r>
+              <w:rPr>
+                <w:color w:val="000000"/>
+                <w:sz w:val="20"/>
+                <w:szCs w:val="20"/>
+              </w:rPr>
+              <w:t xml:space="preserve">Проверить наличие и остатки товаров</w:t>
+            </w:r>
+          </w:p>
+        </w:tc>
+        <w:tc>
+          <w:tcPr>
+            <w:tcW w:w="2800" w:type="dxa"/>
+          </w:tcPr>
+          <w:p>
+            <w:r>
+              <w:rPr>
+                <w:color w:val="000000"/>
+                <w:sz w:val="20"/>
+                <w:szCs w:val="20"/>
+              </w:rPr>
+              <w:t xml:space="preserve">Задача</w:t>
+            </w:r>
+          </w:p>
+        </w:tc>
+      </w:tr>
+      <w:tr>
+        <w:trPr>
+          <w:cantSplit/>
+        </w:trPr>
+        <w:tc>
+          <w:tcPr>
+            <w:tcW w:w="2100" w:type="dxa"/>
+          </w:tcPr>
+          <w:p>
+            <w:r>
+              <w:rPr>
+                <w:color w:val="000000"/>
+                <w:sz w:val="20"/>
+                <w:szCs w:val="20"/>
+              </w:rPr>
+              <w:t xml:space="preserve">Приложение ShoeShop</w:t>
+            </w:r>
+          </w:p>
+        </w:tc>
+        <w:tc>
+          <w:tcPr>
+            <w:tcW w:w="4455" w:type="dxa"/>
+          </w:tcPr>
+          <w:p>
+            <w:r>
+              <w:rPr>
+                <w:color w:val="000000"/>
+                <w:sz w:val="20"/>
+                <w:szCs w:val="20"/>
+              </w:rPr>
+              <w:t xml:space="preserve">Все товары в наличии?</w:t>
+            </w:r>
+          </w:p>
+        </w:tc>
+        <w:tc>
+          <w:tcPr>
+            <w:tcW w:w="2800" w:type="dxa"/>
+          </w:tcPr>
+          <w:p>
+            <w:r>
+              <w:rPr>
+                <w:color w:val="000000"/>
+                <w:sz w:val="20"/>
+                <w:szCs w:val="20"/>
+              </w:rPr>
+              <w:t xml:space="preserve">Шлюз (исключающий)</w:t>
+            </w:r>
+          </w:p>
+        </w:tc>
+      </w:tr>
+      <w:tr>
+        <w:trPr>
+          <w:cantSplit/>
+        </w:trPr>
+        <w:tc>
+          <w:tcPr>
+            <w:tcW w:w="2100" w:type="dxa"/>
+          </w:tcPr>
+          <w:p>
+            <w:r>
+              <w:rPr>
+                <w:color w:val="000000"/>
+                <w:sz w:val="20"/>
+                <w:szCs w:val="20"/>
+              </w:rPr>
+              <w:t xml:space="preserve">Покупатель</w:t>
+            </w:r>
+          </w:p>
+        </w:tc>
+        <w:tc>
+          <w:tcPr>
+            <w:tcW w:w="4455" w:type="dxa"/>
+          </w:tcPr>
+          <w:p>
+            <w:r>
+              <w:rPr>
+                <w:color w:val="000000"/>
+                <w:sz w:val="20"/>
+                <w:szCs w:val="20"/>
+              </w:rPr>
+              <w:t xml:space="preserve">Выбрать пункт выдачи и подтвердить заказ</w:t>
+            </w:r>
+          </w:p>
+        </w:tc>
+        <w:tc>
+          <w:tcPr>
+            <w:tcW w:w="2800" w:type="dxa"/>
+          </w:tcPr>
+          <w:p>
+            <w:r>
+              <w:rPr>
+                <w:color w:val="000000"/>
+                <w:sz w:val="20"/>
+                <w:szCs w:val="20"/>
+              </w:rPr>
+              <w:t xml:space="preserve">Задача (ветка «Да»)</w:t>
+            </w:r>
+          </w:p>
+        </w:tc>
+      </w:tr>
+      <w:tr>
+        <w:trPr>
+          <w:cantSplit/>
+        </w:trPr>
+        <w:tc>
+          <w:tcPr>
+            <w:tcW w:w="2100" w:type="dxa"/>
+          </w:tcPr>
+          <w:p>
+            <w:r>
+              <w:rPr>
+                <w:color w:val="000000"/>
+                <w:sz w:val="20"/>
+                <w:szCs w:val="20"/>
+              </w:rPr>
+              <w:t xml:space="preserve">Приложение ShoeShop</w:t>
+            </w:r>
+          </w:p>
+        </w:tc>
+        <w:tc>
+          <w:tcPr>
+            <w:tcW w:w="4455" w:type="dxa"/>
+          </w:tcPr>
+          <w:p>
+            <w:r>
+              <w:rPr>
+                <w:color w:val="000000"/>
+                <w:sz w:val="20"/>
+                <w:szCs w:val="20"/>
+              </w:rPr>
+              <w:t xml:space="preserve">Создать заказ и строки заказа</w:t>
+            </w:r>
+          </w:p>
+        </w:tc>
+        <w:tc>
+          <w:tcPr>
+            <w:tcW w:w="2800" w:type="dxa"/>
+          </w:tcPr>
+          <w:p>
+            <w:r>
+              <w:rPr>
+                <w:color w:val="000000"/>
+                <w:sz w:val="20"/>
+                <w:szCs w:val="20"/>
+              </w:rPr>
+              <w:t xml:space="preserve">Задача</w:t>
+            </w:r>
+          </w:p>
+        </w:tc>
+      </w:tr>
+      <w:tr>
+        <w:trPr>
+          <w:cantSplit/>
+        </w:trPr>
+        <w:tc>
+          <w:tcPr>
+            <w:tcW w:w="2100" w:type="dxa"/>
+          </w:tcPr>
+          <w:p>
+            <w:r>
+              <w:rPr>
+                <w:color w:val="000000"/>
+                <w:sz w:val="20"/>
+                <w:szCs w:val="20"/>
+              </w:rPr>
+              <w:t xml:space="preserve">Приложение ShoeShop</w:t>
+            </w:r>
+          </w:p>
+        </w:tc>
+        <w:tc>
+          <w:tcPr>
+            <w:tcW w:w="4455" w:type="dxa"/>
+          </w:tcPr>
+          <w:p>
+            <w:r>
+              <w:rPr>
+                <w:color w:val="000000"/>
+                <w:sz w:val="20"/>
+                <w:szCs w:val="20"/>
+              </w:rPr>
+              <w:t xml:space="preserve">Назначить статус заказа и код получения</w:t>
+            </w:r>
+          </w:p>
+        </w:tc>
+        <w:tc>
+          <w:tcPr>
+            <w:tcW w:w="2800" w:type="dxa"/>
+          </w:tcPr>
+          <w:p>
+            <w:r>
+              <w:rPr>
+                <w:color w:val="000000"/>
+                <w:sz w:val="20"/>
+                <w:szCs w:val="20"/>
+              </w:rPr>
+              <w:t xml:space="preserve">Задача</w:t>
+            </w:r>
+          </w:p>
+        </w:tc>
+      </w:tr>
+      <w:tr>
+        <w:trPr>
+          <w:cantSplit/>
+        </w:trPr>
+        <w:tc>
+          <w:tcPr>
+            <w:tcW w:w="2100" w:type="dxa"/>
+          </w:tcPr>
+          <w:p>
+            <w:r>
+              <w:rPr>
+                <w:color w:val="000000"/>
+                <w:sz w:val="20"/>
+                <w:szCs w:val="20"/>
+              </w:rPr>
+              <w:t xml:space="preserve">База данных</w:t>
+            </w:r>
+          </w:p>
+        </w:tc>
+        <w:tc>
+          <w:tcPr>
+            <w:tcW w:w="4455" w:type="dxa"/>
+          </w:tcPr>
+          <w:p>
+            <w:r>
+              <w:rPr>
+                <w:color w:val="000000"/>
+                <w:sz w:val="20"/>
+                <w:szCs w:val="20"/>
+              </w:rPr>
+              <w:t xml:space="preserve">Сохранить заказ, строки, пункт выдачи и статус</w:t>
+            </w:r>
+          </w:p>
+        </w:tc>
+        <w:tc>
+          <w:tcPr>
+            <w:tcW w:w="2800" w:type="dxa"/>
+          </w:tcPr>
+          <w:p>
+            <w:r>
+              <w:rPr>
+                <w:color w:val="000000"/>
+                <w:sz w:val="20"/>
+                <w:szCs w:val="20"/>
+              </w:rPr>
+              <w:t xml:space="preserve">Задача</w:t>
+            </w:r>
+          </w:p>
+        </w:tc>
+      </w:tr>
+      <w:tr>
+        <w:trPr>
+          <w:cantSplit/>
+        </w:trPr>
+        <w:tc>
+          <w:tcPr>
+            <w:tcW w:w="2100" w:type="dxa"/>
+          </w:tcPr>
+          <w:p>
+            <w:r>
+              <w:rPr>
+                <w:color w:val="000000"/>
+                <w:sz w:val="20"/>
+                <w:szCs w:val="20"/>
+              </w:rPr>
+              <w:t xml:space="preserve">Приложение ShoeShop</w:t>
+            </w:r>
+          </w:p>
+        </w:tc>
+        <w:tc>
+          <w:tcPr>
+            <w:tcW w:w="4455" w:type="dxa"/>
+          </w:tcPr>
+          <w:p>
+            <w:r>
+              <w:rPr>
+                <w:color w:val="000000"/>
+                <w:sz w:val="20"/>
+                <w:szCs w:val="20"/>
+              </w:rPr>
+              <w:t xml:space="preserve">Показать подтверждение заказа</w:t>
+            </w:r>
+          </w:p>
+        </w:tc>
+        <w:tc>
+          <w:tcPr>
+            <w:tcW w:w="2800" w:type="dxa"/>
+          </w:tcPr>
+          <w:p>
+            <w:r>
+              <w:rPr>
+                <w:color w:val="000000"/>
+                <w:sz w:val="20"/>
+                <w:szCs w:val="20"/>
+              </w:rPr>
+              <w:t xml:space="preserve">Задача</w:t>
+            </w:r>
+          </w:p>
+        </w:tc>
+      </w:tr>
+      <w:tr>
+        <w:trPr>
+          <w:cantSplit/>
+        </w:trPr>
+        <w:tc>
+          <w:tcPr>
+            <w:tcW w:w="2100" w:type="dxa"/>
+          </w:tcPr>
+          <w:p>
+            <w:r>
+              <w:rPr>
+                <w:color w:val="000000"/>
+                <w:sz w:val="20"/>
+                <w:szCs w:val="20"/>
+              </w:rPr>
+              <w:t xml:space="preserve">Покупатель</w:t>
+            </w:r>
+          </w:p>
+        </w:tc>
+        <w:tc>
+          <w:tcPr>
+            <w:tcW w:w="4455" w:type="dxa"/>
+          </w:tcPr>
+          <w:p>
+            <w:r>
+              <w:rPr>
+                <w:color w:val="000000"/>
+                <w:sz w:val="20"/>
+                <w:szCs w:val="20"/>
+              </w:rPr>
+              <w:t xml:space="preserve">Заказ оформлен</w:t>
+            </w:r>
+          </w:p>
+        </w:tc>
+        <w:tc>
+          <w:tcPr>
+            <w:tcW w:w="2800" w:type="dxa"/>
+          </w:tcPr>
+          <w:p>
+            <w:r>
+              <w:rPr>
+                <w:color w:val="000000"/>
+                <w:sz w:val="20"/>
+                <w:szCs w:val="20"/>
+              </w:rPr>
+              <w:t xml:space="preserve">Конечное событие</w:t>
+            </w:r>
+          </w:p>
+        </w:tc>
+      </w:tr>
+      <w:tr>
+        <w:trPr>
+          <w:cantSplit/>
+        </w:trPr>
+        <w:tc>
+          <w:tcPr>
+            <w:tcW w:w="2100" w:type="dxa"/>
+          </w:tcPr>
+          <w:p>
+            <w:r>
+              <w:rPr>
+                <w:color w:val="000000"/>
+                <w:sz w:val="20"/>
+                <w:szCs w:val="20"/>
+              </w:rPr>
+              <w:t xml:space="preserve">Приложение ShoeShop</w:t>
+            </w:r>
+          </w:p>
+        </w:tc>
+        <w:tc>
+          <w:tcPr>
+            <w:tcW w:w="4455" w:type="dxa"/>
+          </w:tcPr>
+          <w:p>
+            <w:r>
+              <w:rPr>
+                <w:color w:val="000000"/>
+                <w:sz w:val="20"/>
+                <w:szCs w:val="20"/>
+              </w:rPr>
+              <w:t xml:space="preserve">Показать сообщение: товара нет в наличии</w:t>
+            </w:r>
+          </w:p>
+        </w:tc>
+        <w:tc>
+          <w:tcPr>
+            <w:tcW w:w="2800" w:type="dxa"/>
+          </w:tcPr>
+          <w:p>
+            <w:r>
+              <w:rPr>
+                <w:color w:val="000000"/>
+                <w:sz w:val="20"/>
+                <w:szCs w:val="20"/>
+              </w:rPr>
+              <w:t xml:space="preserve">Задача (ветка «Нет»)</w:t>
+            </w:r>
+          </w:p>
+        </w:tc>
+      </w:tr>
+      <w:tr>
+        <w:trPr>
+          <w:cantSplit/>
+        </w:trPr>
+        <w:tc>
+          <w:tcPr>
+            <w:tcW w:w="2100" w:type="dxa"/>
+          </w:tcPr>
+          <w:p>
+            <w:r>
+              <w:rPr>
+                <w:color w:val="000000"/>
+                <w:sz w:val="20"/>
+                <w:szCs w:val="20"/>
+              </w:rPr>
+              <w:t xml:space="preserve">Покупатель</w:t>
+            </w:r>
+          </w:p>
+        </w:tc>
+        <w:tc>
+          <w:tcPr>
+            <w:tcW w:w="4455" w:type="dxa"/>
+          </w:tcPr>
+          <w:p>
+            <w:r>
+              <w:rPr>
+                <w:color w:val="000000"/>
+                <w:sz w:val="20"/>
+                <w:szCs w:val="20"/>
+              </w:rPr>
+              <w:t xml:space="preserve">Изменить корзину</w:t>
+            </w:r>
+          </w:p>
+        </w:tc>
+        <w:tc>
+          <w:tcPr>
+            <w:tcW w:w="2800" w:type="dxa"/>
+          </w:tcPr>
+          <w:p>
+            <w:r>
+              <w:rPr>
+                <w:color w:val="000000"/>
+                <w:sz w:val="20"/>
+                <w:szCs w:val="20"/>
+              </w:rPr>
+              <w:t xml:space="preserve">Задача</w:t>
+            </w:r>
+          </w:p>
+        </w:tc>
+      </w:tr>
+      <w:tr>
+        <w:trPr>
+          <w:cantSplit/>
+        </w:trPr>
+        <w:tc>
+          <w:tcPr>
+            <w:tcW w:w="2100" w:type="dxa"/>
+          </w:tcPr>
+          <w:p>
+            <w:r>
+              <w:rPr>
+                <w:color w:val="000000"/>
+                <w:sz w:val="20"/>
+                <w:szCs w:val="20"/>
+              </w:rPr>
+              <w:t xml:space="preserve">Покупатель</w:t>
+            </w:r>
+          </w:p>
+        </w:tc>
+        <w:tc>
+          <w:tcPr>
+            <w:tcW w:w="4455" w:type="dxa"/>
+          </w:tcPr>
+          <w:p>
+            <w:r>
+              <w:rPr>
+                <w:color w:val="000000"/>
+                <w:sz w:val="20"/>
+                <w:szCs w:val="20"/>
+              </w:rPr>
+              <w:t xml:space="preserve">Заказ не оформлен, можно повторить</w:t>
+            </w:r>
+          </w:p>
+        </w:tc>
+        <w:tc>
+          <w:tcPr>
+            <w:tcW w:w="2800" w:type="dxa"/>
+          </w:tcPr>
+          <w:p>
+            <w:r>
+              <w:rPr>
+                <w:color w:val="000000"/>
+                <w:sz w:val="20"/>
+                <w:szCs w:val="20"/>
+              </w:rPr>
+              <w:t xml:space="preserve">Конечное событие</w:t>
+            </w:r>
+          </w:p>
+        </w:tc>
+      </w:tr>
+    </w:tbl>
+    <w:p>
+      <w:pPr>
+        <w:spacing w:after="120"/>
+      </w:pPr>
+    </w:p>
+    <w:p>
+      <w:pPr>
+        <w:spacing w:after="120" w:line="360" w:lineRule="auto"/>
+        <w:ind w:firstLine="709"/>
+        <w:jc w:val="both"/>
+      </w:pPr>
+      <w:r>
+        <w:rPr>
+          <w:color w:val="000000"/>
+          <w:sz w:val="28"/>
+          <w:szCs w:val="28"/>
+        </w:rPr>
+        <w:t xml:space="preserve">Основная ветка. Покупатель выбирает товары и переходит к оформлению. Приложение запрашивает актуальные остатки, а база данных проверяет наличие и возвращает фактические данные, поэтому решение «Все товары в наличии?» принимается по ответу базы данных. Если товаров достаточно (ветка «Да»), покупатель выбирает пункт выдачи и подтверждает заказ. Приложение создаёт заказ и его строки, назначает статус и код получения, база данных сохраняет заказ, строки, пункт выдачи и статус, после чего приложение показывает подтверждение. Процесс завершается событием «Заказ оформлен».</w:t>
+      </w:r>
+    </w:p>
+    <w:p>
+      <w:pPr>
+        <w:spacing w:after="120" w:line="360" w:lineRule="auto"/>
+        <w:ind w:firstLine="709"/>
+        <w:jc w:val="both"/>
+      </w:pPr>
+      <w:r>
+        <w:rPr>
+          <w:color w:val="000000"/>
+          <w:sz w:val="28"/>
+          <w:szCs w:val="28"/>
+        </w:rPr>
+        <w:t xml:space="preserve">Ветка «товара нет в наличии». Если хотя бы одного товара не хватает (ветка «Нет»), приложение показывает сообщение о нехватке, а покупатель изменяет корзину: убирает недостающие позиции или уменьшает их количество. Процесс завершается событием «Заказ не оформлен, можно повторить»: заказ в базе данных не создаётся, а оформление можно запустить заново.</w:t>
+      </w:r>
+    </w:p>
+    <w:p>
+      <w:pPr>
+        <w:keepNext/>
+        <w:pageBreakBefore/>
+        <w:spacing w:before="120"/>
+        <w:jc w:val="center"/>
+      </w:pPr>
+      <w:r>
+        <w:drawing>
+          <wp:inline xmlns:a="http://schemas.openxmlformats.org/drawingml/2006/main" xmlns:pic="http://schemas.openxmlformats.org/drawingml/2006/picture">
+            <wp:extent cx="5400000" cy="5881188"/>
+            <wp:docPr id="303" name="Рисунок 303" descr="BPMN-процесс оформления заказа с тремя вертикальными дорожками"/>
+            <wp:cNvGraphicFramePr>
+              <a:graphicFrameLocks noChangeAspect="1"/>
+            </wp:cNvGraphicFramePr>
+            <a:graphic>
+              <a:graphicData uri="http://schemas.openxmlformats.org/drawingml/2006/picture">
+                <pic:pic>
+                  <pic:nvPicPr>
+                    <pic:cNvPr id="0" name="процесс_оформления_заказа.png"/>
+                    <pic:cNvPicPr/>
+                  </pic:nvPicPr>
+                  <pic:blipFill>
+                    <a:blip r:embed="rId21"/>
+                    <a:stretch>
+                      <a:fillRect/>
+                    </a:stretch>
+                  </pic:blipFill>
+                  <pic:spPr>
+                    <a:xfrm>
+                      <a:off x="0" y="0"/>
+                      <a:ext cx="5400000" cy="5881188"/>
+                    </a:xfrm>
+                    <a:prstGeom prst="rect"/>
+                  </pic:spPr>
+                </pic:pic>
+              </a:graphicData>
+            </a:graphic>
+          </wp:inline>
+        </w:drawing>
+      </w:r>
+    </w:p>
+    <w:p>
+      <w:pPr>
+        <w:spacing w:before="60" w:after="240"/>
+        <w:jc w:val="center"/>
+      </w:pPr>
+      <w:r>
+        <w:rPr>
+          <w:color w:val="000000"/>
+          <w:sz w:val="24"/>
+          <w:szCs w:val="24"/>
+        </w:rPr>
+        <w:t xml:space="preserve">Рисунок 15 - BPMN-процесс оформления заказа</w:t>
+      </w:r>
+    </w:p>
+    <w:p>
+      <w:pPr>
+        <w:keepNext/>
+        <w:spacing w:before="200" w:after="160"/>
+        <w:outlineLvl w:val="1"/>
+      </w:pPr>
+      <w:r>
+        <w:rPr>
+          <w:b/>
+          <w:bCs/>
+          <w:color w:val="000000"/>
+          <w:sz w:val="28"/>
+          <w:szCs w:val="28"/>
+        </w:rPr>
+        <w:t xml:space="preserve">4. Итоги</w:t>
+      </w:r>
+    </w:p>
+    <w:p>
+      <w:pPr>
+        <w:spacing w:after="120" w:line="360" w:lineRule="auto"/>
+        <w:ind w:firstLine="709"/>
+        <w:jc w:val="both"/>
+      </w:pPr>
+      <w:r>
+        <w:rPr>
+          <w:color w:val="000000"/>
+          <w:sz w:val="28"/>
+          <w:szCs w:val="28"/>
+        </w:rPr>
+        <w:t xml:space="preserve">На 7–8 парах спроектированы три основы будущего приложения: модель предметной области с глоссарием, границы приложения с правами ролей (диаграмма вариантов использования) и целевой процесс оформления заказа (BPMN). Результаты проверены по чек-листу и приведены в таблице 9.</w:t>
+      </w:r>
+    </w:p>
+    <w:p>
+      <w:pPr>
+        <w:keepNext/>
+        <w:spacing w:before="120" w:after="80"/>
+      </w:pPr>
+      <w:r>
+        <w:rPr>
+          <w:color w:val="000000"/>
+          <w:sz w:val="24"/>
+          <w:szCs w:val="24"/>
+        </w:rPr>
+        <w:t xml:space="preserve">Таблица 9 - Проверка материалов пары 8 перед сдачей</w:t>
+      </w:r>
+    </w:p>
+    <w:tbl>
+      <w:tblPr>
+        <w:tblW w:w="9355" w:type="dxa"/>
+        <w:tblBorders>
+          <w:top w:val="single" w:sz="6" w:space="0" w:color="000000"/>
+          <w:left w:val="single" w:sz="6" w:space="0" w:color="000000"/>
+          <w:bottom w:val="single" w:sz="6" w:space="0" w:color="000000"/>
+          <w:right w:val="single" w:sz="6" w:space="0" w:color="000000"/>
+          <w:insideH w:val="single" w:sz="6" w:space="0" w:color="000000"/>
+          <w:insideV w:val="single" w:sz="6" w:space="0" w:color="000000"/>
+        </w:tblBorders>
+        <w:tblLayout w:type="fixed"/>
+        <w:tblCellMar>
+          <w:top w:w="60" w:type="dxa"/>
+          <w:left w:w="100" w:type="dxa"/>
+          <w:bottom w:w="60" w:type="dxa"/>
+          <w:right w:w="100" w:type="dxa"/>
+        </w:tblCellMar>
+        <w:tblLook w:val="04A0" w:firstRow="1" w:lastRow="0" w:firstColumn="1" w:lastColumn="0" w:noHBand="0" w:noVBand="1"/>
+      </w:tblPr>
+      <w:tblGrid>
+        <w:gridCol w:w="6800"/>
+        <w:gridCol w:w="2555"/>
+      </w:tblGrid>
+      <w:tr>
+        <w:trPr>
+          <w:cantSplit/>
+          <w:tblHeader/>
+        </w:trPr>
+        <w:tc>
+          <w:tcPr>
+            <w:tcW w:w="6800" w:type="dxa"/>
+          </w:tcPr>
+          <w:p>
+            <w:r>
+              <w:rPr>
+                <w:b/>
+                <w:bCs/>
+                <w:color w:val="000000"/>
+                <w:sz w:val="20"/>
+                <w:szCs w:val="20"/>
+              </w:rPr>
+              <w:t xml:space="preserve">Критерий</w:t>
+            </w:r>
+          </w:p>
+        </w:tc>
+        <w:tc>
+          <w:tcPr>
+            <w:tcW w:w="2555" w:type="dxa"/>
+          </w:tcPr>
+          <w:p>
+            <w:r>
+              <w:rPr>
+                <w:b/>
+                <w:bCs/>
+                <w:color w:val="000000"/>
+                <w:sz w:val="20"/>
+                <w:szCs w:val="20"/>
+              </w:rPr>
+              <w:t xml:space="preserve">Результат</w:t>
+            </w:r>
+          </w:p>
+        </w:tc>
+      </w:tr>
+      <w:tr>
+        <w:trPr>
+          <w:cantSplit/>
+        </w:trPr>
+        <w:tc>
+          <w:tcPr>
+            <w:tcW w:w="6800" w:type="dxa"/>
+          </w:tcPr>
+          <w:p>
+            <w:r>
+              <w:rPr>
+                <w:color w:val="000000"/>
+                <w:sz w:val="20"/>
+                <w:szCs w:val="20"/>
+              </w:rPr>
+              <w:t xml:space="preserve">Таблица «Акторы и варианты использования» заполнена по всем 11 функциям</w:t>
+            </w:r>
+          </w:p>
+        </w:tc>
+        <w:tc>
+          <w:tcPr>
+            <w:tcW w:w="2555" w:type="dxa"/>
+          </w:tcPr>
+          <w:p>
+            <w:r>
+              <w:rPr>
+                <w:color w:val="000000"/>
+                <w:sz w:val="20"/>
+                <w:szCs w:val="20"/>
+              </w:rPr>
+              <w:t xml:space="preserve">выполнено</w:t>
+            </w:r>
+          </w:p>
+        </w:tc>
+      </w:tr>
+      <w:tr>
+        <w:trPr>
+          <w:cantSplit/>
+        </w:trPr>
+        <w:tc>
+          <w:tcPr>
+            <w:tcW w:w="6800" w:type="dxa"/>
+          </w:tcPr>
+          <w:p>
+            <w:r>
+              <w:rPr>
+                <w:color w:val="000000"/>
+                <w:sz w:val="20"/>
+                <w:szCs w:val="20"/>
+              </w:rPr>
+              <w:t xml:space="preserve">Таблица «Сценарий оформления заказа» заполнена по порядку</w:t>
+            </w:r>
+          </w:p>
+        </w:tc>
+        <w:tc>
+          <w:tcPr>
+            <w:tcW w:w="2555" w:type="dxa"/>
+          </w:tcPr>
+          <w:p>
+            <w:r>
+              <w:rPr>
+                <w:color w:val="000000"/>
+                <w:sz w:val="20"/>
+                <w:szCs w:val="20"/>
+              </w:rPr>
+              <w:t xml:space="preserve">выполнено</w:t>
+            </w:r>
+          </w:p>
+        </w:tc>
+      </w:tr>
+      <w:tr>
+        <w:trPr>
+          <w:cantSplit/>
+        </w:trPr>
+        <w:tc>
+          <w:tcPr>
+            <w:tcW w:w="6800" w:type="dxa"/>
+          </w:tcPr>
+          <w:p>
+            <w:r>
+              <w:rPr>
+                <w:color w:val="000000"/>
+                <w:sz w:val="20"/>
+                <w:szCs w:val="20"/>
+              </w:rPr>
+              <w:t xml:space="preserve">Диаграмма вариантов использования сохранена в docs/ в формате PNG</w:t>
+            </w:r>
+          </w:p>
+        </w:tc>
+        <w:tc>
+          <w:tcPr>
+            <w:tcW w:w="2555" w:type="dxa"/>
+          </w:tcPr>
+          <w:p>
+            <w:r>
+              <w:rPr>
+                <w:color w:val="000000"/>
+                <w:sz w:val="20"/>
+                <w:szCs w:val="20"/>
+              </w:rPr>
+              <w:t xml:space="preserve">выполнено</w:t>
+            </w:r>
+          </w:p>
+        </w:tc>
+      </w:tr>
+      <w:tr>
+        <w:trPr>
+          <w:cantSplit/>
+        </w:trPr>
+        <w:tc>
+          <w:tcPr>
+            <w:tcW w:w="6800" w:type="dxa"/>
+          </w:tcPr>
+          <w:p>
+            <w:r>
+              <w:rPr>
+                <w:color w:val="000000"/>
+                <w:sz w:val="20"/>
+                <w:szCs w:val="20"/>
+              </w:rPr>
+              <w:t xml:space="preserve">BPMN-процесс оформления заказа сохранён в docs/ в формате PNG</w:t>
+            </w:r>
+          </w:p>
+        </w:tc>
+        <w:tc>
+          <w:tcPr>
+            <w:tcW w:w="2555" w:type="dxa"/>
+          </w:tcPr>
+          <w:p>
+            <w:r>
+              <w:rPr>
+                <w:color w:val="000000"/>
+                <w:sz w:val="20"/>
+                <w:szCs w:val="20"/>
+              </w:rPr>
+              <w:t xml:space="preserve">выполнено</w:t>
+            </w:r>
+          </w:p>
+        </w:tc>
+      </w:tr>
+      <w:tr>
+        <w:trPr>
+          <w:cantSplit/>
+        </w:trPr>
+        <w:tc>
+          <w:tcPr>
+            <w:tcW w:w="6800" w:type="dxa"/>
+          </w:tcPr>
+          <w:p>
+            <w:r>
+              <w:rPr>
+                <w:color w:val="000000"/>
+                <w:sz w:val="20"/>
+                <w:szCs w:val="20"/>
+              </w:rPr>
+              <w:t xml:space="preserve">В репозиторий добавлены только PNG, без исходников и скриншотов</w:t>
+            </w:r>
+          </w:p>
+        </w:tc>
+        <w:tc>
+          <w:tcPr>
+            <w:tcW w:w="2555" w:type="dxa"/>
+          </w:tcPr>
+          <w:p>
+            <w:r>
+              <w:rPr>
+                <w:color w:val="000000"/>
+                <w:sz w:val="20"/>
+                <w:szCs w:val="20"/>
+              </w:rPr>
+              <w:t xml:space="preserve">выполнено</w:t>
+            </w:r>
+          </w:p>
+        </w:tc>
+      </w:tr>
+      <w:tr>
+        <w:trPr>
+          <w:cantSplit/>
+        </w:trPr>
+        <w:tc>
+          <w:tcPr>
+            <w:tcW w:w="6800" w:type="dxa"/>
+          </w:tcPr>
+          <w:p>
+            <w:r>
+              <w:rPr>
+                <w:color w:val="000000"/>
+                <w:sz w:val="20"/>
+                <w:szCs w:val="20"/>
+              </w:rPr>
+              <w:t xml:space="preserve">Глава отчёта дополнена результатами 7–8 пар</w:t>
+            </w:r>
+          </w:p>
+        </w:tc>
+        <w:tc>
+          <w:tcPr>
+            <w:tcW w:w="2555" w:type="dxa"/>
+          </w:tcPr>
+          <w:p>
+            <w:r>
+              <w:rPr>
+                <w:color w:val="000000"/>
+                <w:sz w:val="20"/>
+                <w:szCs w:val="20"/>
+              </w:rPr>
+              <w:t xml:space="preserve">выполнено</w:t>
+            </w:r>
+          </w:p>
+        </w:tc>
+      </w:tr>
+    </w:tbl>
+    <w:p>
+      <w:pPr>
+        <w:spacing w:after="120"/>
+      </w:pPr>
+    </w:p>
+    <w:p>
+      <w:pPr>
+        <w:spacing w:after="120" w:line="360" w:lineRule="auto"/>
+        <w:ind w:firstLine="709"/>
+        <w:jc w:val="both"/>
+      </w:pPr>
+      <w:r>
+        <w:rPr>
+          <w:color w:val="000000"/>
+          <w:sz w:val="28"/>
+          <w:szCs w:val="28"/>
+        </w:rPr>
+        <w:t xml:space="preserve">Пока всё это существует в виде моделей и схем. На следующих этапах роли и права будут реализованы при входе в приложение, каталог и действия администратора — в рабочем интерфейсе, а корзина и оформление заказа — по процессу, описанному выше. Работа менеджера и администратора с заказами будет добавлена вместе с корзиной и заказом. До этого по занятиям 3–4 функции и сущности предметной области будут связаны с проектом базы данных.</w:t>
       </w:r>
     </w:p>
     <w:sectPr>
